--- a/Paladin_Compliance_2.2_Confidentiality_Risk_Exposure_Pathways_and_Information_Handling_Boundaries.docx
+++ b/Paladin_Compliance_2.2_Confidentiality_Risk_Exposure_Pathways_and_Information_Handling_Boundaries.docx
@@ -756,7 +756,7 @@
                 <w:color w:val="2F3A4A"/>
                 <w:sz w:val="15"/>
               </w:rPr>
-              <w:t>Recipients treat partial information as complete or settled, creating implied assurance or inaccurate response posture.</w:t>
+              <w:t>Recipients treat partial information as complete or settled, creating implied confidence or inaccurate response posture.</w:t>
             </w:r>
           </w:p>
         </w:tc>
@@ -1977,7 +1977,7 @@
                 <w:color w:val="2F3A4A"/>
                 <w:sz w:val="15"/>
               </w:rPr>
-              <w:t>Visibility of control gaps, evidence limitations, exception trends, decision rationale, or assurance boundaries.</w:t>
+              <w:t>Visibility of control gaps, evidence limitations, exception trends, decision rationale, or confidence boundaries.</w:t>
             </w:r>
           </w:p>
         </w:tc>
@@ -3035,7 +3035,7 @@
                 <w:color w:val="2F3A4A"/>
                 <w:sz w:val="15"/>
               </w:rPr>
-              <w:t>Context-specific assurance or limitation language becomes generalized and misleading.</w:t>
+              <w:t>Context-specific confidence or limitation language becomes generalized and misleading.</w:t>
             </w:r>
           </w:p>
         </w:tc>
@@ -3780,7 +3780,7 @@
                 <w:color w:val="2F3A4A"/>
                 <w:sz w:val="15"/>
               </w:rPr>
-              <w:t>Executive awareness may be mistaken by downstream teams as approval or assurance.</w:t>
+              <w:t>Executive awareness may be mistaken by downstream teams as approval or confidence.</w:t>
             </w:r>
           </w:p>
         </w:tc>
@@ -3884,7 +3884,7 @@
                 <w:color w:val="2F3A4A"/>
                 <w:sz w:val="15"/>
               </w:rPr>
-              <w:t>Supports reliance, coordination, response, or verification.</w:t>
+              <w:t>Supports reliance, coordination, response, or evidence review.</w:t>
             </w:r>
           </w:p>
         </w:tc>
@@ -3917,7 +3917,7 @@
                 <w:color w:val="2F3A4A"/>
                 <w:sz w:val="15"/>
               </w:rPr>
-              <w:t>External audiences may infer more assurance than the institution intended to provide.</w:t>
+              <w:t>External audiences may infer more confidence than the institution intended to provide.</w:t>
             </w:r>
           </w:p>
         </w:tc>
@@ -6881,7 +6881,7 @@
                 <w:color w:val="2F3A4A"/>
                 <w:sz w:val="15"/>
               </w:rPr>
-              <w:t>Recipients may interpret operational transparency as assurance beyond evidence support.</w:t>
+              <w:t>Recipients may interpret operational transparency as confidence beyond evidence support.</w:t>
             </w:r>
           </w:p>
         </w:tc>
@@ -6983,7 +6983,7 @@
                 <w:color w:val="2F3A4A"/>
                 <w:sz w:val="15"/>
               </w:rPr>
-              <w:t>Approved posture statements, maintained verification references, and bounded assurance language.</w:t>
+              <w:t>Approved posture statements, maintained registry references, and bounded confidence language.</w:t>
             </w:r>
           </w:p>
         </w:tc>
@@ -9052,7 +9052,7 @@
                 <w:color w:val="2F3A4A"/>
                 <w:sz w:val="15"/>
               </w:rPr>
-              <w:t>Assurance, apology, limitation, or commitment language propagates outside its evidence basis.</w:t>
+              <w:t>Confidence, apology, limitation, or commitment language propagates outside its evidence basis.</w:t>
             </w:r>
           </w:p>
         </w:tc>
@@ -9765,7 +9765,7 @@
                 <w:color w:val="2F3A4A"/>
                 <w:sz w:val="15"/>
               </w:rPr>
-              <w:t>Drafts can be forwarded externally before assurance, limitation, or authority review.</w:t>
+              <w:t>Drafts can be forwarded externally before confidence, limitation, or authority review.</w:t>
             </w:r>
           </w:p>
         </w:tc>
